--- a/example_articles/countries/Germany/2.countries_Germany_New_York_Times.docx
+++ b/example_articles/countries/Germany/2.countries_Germany_New_York_Times.docx
@@ -27,17 +27,17 @@
     </w:p>
     <w:p>
       <w:r>
-        <w:t>Source File: NYT/52.DOCX</w:t>
+        <w:t>Source file: NYT/52.DOCX</w:t>
       </w:r>
     </w:p>
     <w:p>
       <w:r>
-        <w:t>Raw locations result: ['Germany']</w:t>
+        <w:t>Raw locations result, 'locations': ['Germany']</w:t>
       </w:r>
     </w:p>
     <w:p>
       <w:r>
-        <w:t>countries_stand_flat (Standardized): Germany</w:t>
+        <w:t>Standardized locations result, 'countries_stand_flat': Germany</w:t>
       </w:r>
     </w:p>
     <w:p>

--- a/example_articles/countries/Germany/2.countries_Germany_New_York_Times.docx
+++ b/example_articles/countries/Germany/2.countries_Germany_New_York_Times.docx
@@ -7,7 +7,7 @@
         <w:pStyle w:val="Heading1"/>
       </w:pPr>
       <w:r>
-        <w:t>Blacks Say Life In Los Angeles Is Losing Allure</w:t>
+        <w:t>Germans in Tax Revolt Embrace Luxembourg</w:t>
       </w:r>
     </w:p>
     <w:p>
@@ -17,17 +17,17 @@
     </w:p>
     <w:p>
       <w:r>
-        <w:t>Date: 1995-01-08</w:t>
+        <w:t>Date: 1994-11-25</w:t>
       </w:r>
     </w:p>
     <w:p>
       <w:r>
-        <w:t>Section: Section 1; ; Section 1;  Page 1;  Column 5;  National Desk ; Column 5;</w:t>
+        <w:t>Section: Section D; ; Section D;  Page 7;  Column 1;  Financial Desk ; Column 1;</w:t>
       </w:r>
     </w:p>
     <w:p>
       <w:r>
-        <w:t>Source file: NYT/52.DOCX</w:t>
+        <w:t>Source file: NYT/45.DOCX</w:t>
       </w:r>
     </w:p>
     <w:p>
@@ -49,89 +49,53 @@
     </w:p>
     <w:p>
       <w:r>
-        <w:t>For perhaps half a century, Los Angeles has lured blacks, along with hundreds of thousands of other immigrants from the South and Midwest, with its promise of jobs and the luxury of space. But in the last decade, fed up with high housing costs, drugs and crime, blacks have been fleeing Los Angeles, not only to outlying areas, but also to other states, particularly in the South.</w:t>
+        <w:t>This tiny country nestled between France, Germany and Belgium may be best known for its castles, vineyards, rolling hills and stone-etched capital perched above a meandering river. But to the German Government, the Grand Duchy of Luxembourg has become a royal thorn in the side.</w:t>
         <w:br/>
-        <w:t>In fact, demographers and geographers say, middle-class and working-class blacks, born in California, are on the verge of disappearing altogether from some neighborhoods.</w:t>
+        <w:t>Since 1993, when the Finance Ministry in Bonn imposed a 30 percent withholding tax on interest income for residents, Germans by the thousands have used Luxembourg to carry out a quiet but powerful tax revolt.</w:t>
         <w:br/>
-        <w:t>According to population surveys conducted by the Census Bureau, from 1985 to 1990, 61,773 blacks moved out of Los Angeles County. That represents 6.9 percent of the 901,200 blacks over the age of 5 counted in the 1990 Census.</w:t>
+        <w:t>Carrying suitcases and plastic bags of cash, they have deposited $150 billion in Luxembourg bank accounts, placing it beyond the reach of the tax authorities in Bonn, and behind the screen of Luxembourg's rigid bank secrecy laws. During the last two years, German Government officials estimate that they have lost $15 billion in tax revenues.</w:t>
         <w:br/>
-        <w:t>"We are seeing a total restructuring of Southern California's black community," said James H. Johnson, a geographer at the University of North Carolina at Chapel Hill who studies black migration. "In a community where you have other ethnic groups growing rapidly, these changes have enormous political and electoral significance."</w:t>
+        <w:t>So much money has flooded into this country of 390,000 that Luxembourg is now the world's seventh-largest banking center, in terms of assets under management, and the fourth-largest center for mutual funds. Switzerland remains the largest private banking center, because of its long history of enforcing bank secrecy laws that make investments almost impossible to trace.</w:t>
         <w:br/>
-        <w:t>Demographers say most blacks are moving to neighboring counties like Riverside, San Bernardino and Ventura. But a surprising number are moving to other states to seek economic opportunity, especially in the South, even if they do not have roots in that area.</w:t>
+        <w:t>"Historically, many Germans obviously did not report their interest income to the tax office, and for a long time nobody in the Government really cared for that matter," said Klaus Tjaden, managing director of Commerzbank's offices here. After the German high court supported the fair taxation of interest income, he said, the German Government introduced a withholding tax that many Germans felt was not applicable abroad.</w:t>
         <w:br/>
-        <w:t>Although South-Central Los Angeles is still predominantly black, in little more than a decade it has also become one of the nation's fastest-growing Hispanic neighborhoods. And by the turn of the century, experts say, Hispanic people will outnumber blacks in both that neighborhood and the county. Asians are also rapidly moving into Los Angeles County in numbers expected to double by the end of the century to at least 12 percent of the total population.</w:t>
+        <w:t>For nearly two years, Germany's Finance Minister, Theo Waigel, has urged Luxembourg to plug this tax loophole, suggesting that the duchy impose a tax on nonresidents' interest payments as a way of encouraging Germans to move their money back home.</w:t>
         <w:br/>
-        <w:t>In South-Central Los Angeles, movie theaters, dance clubs, barber shops and pool halls that once catered to a black population are vanishing. Central Avenue, once the center of black life in Los Angeles, now is home to Hispanic-run appliance and furniture stores. And as the neighborhood has changed, there have been clashes between the two groups.</w:t>
+        <w:t>Mr. Waigel has proposed to the Council of European Finance Ministers in Brussels that European member governments should require banks to tell government tax offices about interest payments to individuals -- much as banks do in the United States -- and give European tax collectors the authority to share information.</w:t>
         <w:br/>
-        <w:t>Blacks who are leaving point to the still struggling Southern California economy, whose hard-hit defense industries employed tens of thousands of blacks in relatively high-paying jobs. But almost as important as a chief motivation for the exodus is the area's long eroding quality of life.</w:t>
+        <w:t>It is a proposal that bankers here feel will not get very far, because Britain opposes it and most European countries have a tradition of keeping the identity of their bank clients secret, especially from other governments.</w:t>
         <w:br/>
-        <w:t>Kaama Moseley's parents fled the poverty and bigotry of segregated Arkansas 50 years ago for the jobs, hope and vigor of the West Coast. Now, disillusioned with Los Angeles's stagnant economy, drugs, crowded schools and gangs, Ms. Moseley, her husband and three children have recently resettled in Lithonia, Ga., a semirural suburb of Atlanta.</w:t>
+        <w:t>Mr. Waigel has proposed that banks and other custody institutions throughout the European Union withhold 30 percent on all interest payments. Families with interest income of less than $8,000 a year are exempt from withholding taxes. But because Germans are big savers and many earn above the minimum, and because many feared Bonn would lower the $8,000 level, wealthy, middle-class and working-class depositors have moved their money out.</w:t>
         <w:br/>
-        <w:t>"It's kind of ironic," said Ms. Moseley, 37, a hairstylist who grew up in East Los Angeles and who until now has lived her entire life in California. "I left California for the same reason my parents abandoned the South. They couldn't make a decent living there, with Jim Crow and all of that, and I couldn't make it anymore in California. I was fed up and tired of that vicious economic cycle."</w:t>
+        <w:t>Luxembourg had the tailor-made investment vehicle for them, in mark-denominated money-market mutual funds. That meant most of the funds returned immediately to the German economy without affecting the monetary policy of the Bundesbank or driving up interest rates.</w:t>
         <w:br/>
-        <w:t>In an interview in her new home, Ms. Moseley said she left the state partly because her livelihood as a professional hair-braider depended almost entirely on blacks, and over time the market was diminishing.</w:t>
+        <w:t>The German tax revolt shows how overtaxed some Germans feel and how they are looking for new ways to avoid paying more. Families with incomes of $100,000 now pay more than 50 percent in taxes.</w:t>
         <w:br/>
-        <w:t>"I have a product that's designed for black people, so I needed to go where they were," she said. "There are a lot of black businesses here, and a lot of black people who are doing very, very well."</w:t>
+        <w:t>In the five years since the reunification of East and West Germany, West Germans have paid more than $400 billion in extra taxes to rebuild the eastern part of the country and provide a social safety net for their less affluent eastern brethren. In 1995 the tax burden will rise another 7.5 percent to continue paying for reunification, which some economists estimate will cost Germans close to $800 billion by 2000.</w:t>
         <w:br/>
-        <w:t>Now, she says, she is the pioneer in her family. "I have a brother coming here in late January or February, and then my younger brother is coming as well," she said. "And a lot of my cousins have been asking me about moving."</w:t>
+        <w:t>Lately, public patience has seemed to wear thin and economists have warned that such high rates of tax pose a drag on the country's efficiency and innovation.</w:t>
         <w:br/>
-        <w:t>Marilyn Thompson, 45, a telephone company manager who lived in Los Angeles for nearly 20 years before moving to Atlanta last year, also said the doors of opportunity seemed open for Hispanic and Asian residents but shut for blacks in California.</w:t>
+        <w:t>But the tensions with Luxembourg go beyond taxes. They underline what many here see as the arrogance of Germany toward its smaller neighbors on economic matters. Bankers in both countries say Mr. Waigel's proposals to withhold money and report it to local government officials is flawed.</w:t>
         <w:br/>
-        <w:t>"It seems like you can come into California and have nothing and end up with everything," she said of other immigrants to the state. But, she said, blacks "can't seem to get ahead."</w:t>
+        <w:t>"For a decade, our position was not to enter any debate on taxes," said Jean-Claude Juncker, Luxembourg's Minister of Finance, Budget and Labor. "But I made the decision to enter this debate because we have a strong argument."</w:t>
         <w:br/>
-        <w:t>Ms. Thompson, who had lived in Baldwin Hills, an affluent black neighborhood on a hill that overlooks South-Central Los Angeles, added that the constant threat of crime and violence had made the city increasingly uninhabitable.</w:t>
+        <w:t>If Luxembourg capitulates, Mr. Juncker said, and even if all European Union countries adopt similar laws requiring banks to report to local tax authorities the interest paid to clients, Germans would move their money to other countries like Switzerland and Monaco that do not belong to the European Union, or to territories exempt from its rules, like the Channel Islands of Britain or Gibraltar.</w:t>
         <w:br/>
-        <w:t>"I lived in a pretty good area, Baldwin Hills, but it didn't matter where you live, you had that element coming in," she said. "That gang scene was getting out of hand. I was tired of those drive-bys."</w:t>
+        <w:t>"The money would leave within weeks," Mr. Juncker said. "You would have to get European-wide cooperation, which is next to impossible."</w:t>
         <w:br/>
-        <w:t>Some well-educated and relatively affluent blacks see an equally grim picture. Lisa Collins, a 38-year-old lawyer, and her husband, Arthur, a 39-year-old doctor, said they were planning to leave Los Angeles as soon as they could establish their careers elsewhere. Originally from Indianapolis, they cited high living costs and the deteriorating public school system as reasons to move.</w:t>
+        <w:t>But Germany is making clear to its own banks, many of which have subsidiaries here and admit to having received deposits from German nationals, that it will go to extreme measures to stop tax evasion.</w:t>
         <w:br/>
-        <w:t>"If I was living in Indianapolis, I'd have 50 acres, probably 10 horses and a mansion with a maid," Mrs. Collins said.</w:t>
+        <w:t>In December 1993 German tax authorities raided the Dusseldorf offices of the Dresdner Bank, Germany's second-largest financial institution, taking away boxes of files and accusing Dresdner of setting up a scheme to help Germans evade taxes. The raid sent shock waves through the German banking community.</w:t>
         <w:br/>
-        <w:t>The Collinses said they had delayed having children because they lacked confidence in the Los Angeles public schools. Mrs. Collins said: "It seems like most of my friends have enrolled their kids in private schools here. Or they have moved to areas where at least the schools are decent."</w:t>
+        <w:t>Luxembourg bankers say the German Government is spreading the word that it has the names of many German depositors in Dresdner's Luxembourg office and will be calling on them for payment.</w:t>
         <w:br/>
-        <w:t>Recent studies suggest that while white flight from urban areas has often begun among the middle and upper classes, black flight here is encompassing the entire economic spectrum.</w:t>
+        <w:t>"German bankers say they are now losing customers because they fear their names might be somewhere on the books in the bank's offices in Germany," said Lucien Thiel, general manager of the Luxembourg Bankers Association. "People are now going more and more to Luxembourg banks where they are sure they are beyond the reach of German authorities."</w:t>
         <w:br/>
-        <w:t>The Census Bureau analysis, conducted for the University of Michigan Center for Population Studies, provided details about the millions of people who moved to, from or within metropolitan Los Angeles in the second half of the 1980's.</w:t>
+        <w:t>Mr. Tjaden of Commerzbank acknowledged that Germans occasionally used non-German banks, preferably those of Luxembourg origin. But, he said, "Germans want to talk to German bankers here," adding, "They prefer them because they know their attitudes, their products and their language."</w:t>
         <w:br/>
-        <w:t>"What's important and new about this," said William Frey, a demographer for the Michigan center, "is that the black outmigrants are not only middle class, but also on the lower end of the economic scale."</w:t>
+        <w:t>Bankers in Luxembourg and Germany bristle at the thought of acting as the enforcement agent for Bonn's tax collectors, even though they acknowledge that most German deposits are in Luxembourg for tax reasons.</w:t>
         <w:br/>
-        <w:t>Dr. Johnson, the North Carolina geographer, said: "The typical picture of poor blacks is that they are the ones who remain in economically depressed communities who become welfare dependents. What these data suggest is that a substantial cadre of poor and disadvantaged blacks are moving in search not of welfare but better economic opportunities."</w:t>
-        <w:br/>
-        <w:t>The blacks who are leaving Los Angeles for other areas in California are generally leapfrogging the familiar suburban destinations of whites, like Orange County, and heading farther east toward Riverside and San Bernardino Counties or up the coast north to Ventura County. From 1980 to 1990, the black population in the Riverside-San Bernardino area increased 113 percent, making it the fastest growing black community in the country.</w:t>
-        <w:br/>
-        <w:t>The blacks who are leaving California altogether are heading to Southern states -- including Florida, Georgia and Texas -- as well as to Illinois, New York and Washington state. Dr. Johnson said some blacks from Los Angeles are also moving to Las Vegas, Nev., where they are seeking service jobs in the casino industry. Other blacks are moving to Alabama, Louisiana and Mississippi, apparently because they have roots in those states.</w:t>
-        <w:br/>
-        <w:t>South-Central Los Angeles's last major ethnic transition occurred in the early 1940's during World War II. Before then, the neighborhood was a mosaic of Italian and Hispanic immigrants and blacks, who had fled the stifling racism of the South. But as more and more blacks moved in, the whites moved out, eventually creating one of the country's most racially segregated areas.</w:t>
-        <w:br/>
-        <w:t>After riots in the Watts section in August 1965, many factories pulled up stakes, taking with them well-paying manufacturing jobs. The area further deteriorated in the 70's and 80's as the few remaining major companies closed their factories.</w:t>
-        <w:br/>
-        <w:t>But the area's economic demise did not dim the hopes of a wave of immigrants from Mexico, Central America and Asia who began to push blacks out of Watts and other areas. Between the 1980 and 1990 censuses, the black population of Los Angeles County dropped to 11 percent from 13 percent of the population, while the Hispanic and Asian populations swelled.</w:t>
-        <w:br/>
-        <w:t>At the same time, many black residents have become increasingly resentful of the new immigrants, who many say are taking most of the region's low-wage jobs.</w:t>
-        <w:br/>
-        <w:t>Ms. Moseley said that Asians who own many of the small businesses in Los Angeles tend to hire other Asians as workers, not blacks.</w:t>
-        <w:br/>
-        <w:t>"I'm not taking anything from them, because I'm trying to emulate them and to watch them and to do as they do, because what they've done is what you're supposed to do," she added. "You come and find an opportunity and seize it, so you can't blame them for that. It just puts us in a very awkward situation as natives.</w:t>
-        <w:br/>
-        <w:t>"I told myself, this is something that's bigger than you," she continued. "You can't change the political structure. Sometimes it's better to leave, which a lot of people have done."</w:t>
-        <w:br/>
-        <w:br/>
-        <w:t>Graphic</w:t>
-        <w:br/>
-        <w:br/>
-        <w:t xml:space="preserve"> </w:t>
-        <w:br/>
-        <w:t>Photos: South-Central Los Angeles, although still predominantly black, now is also home to a growing population of Hispanic people. A mural on a drugstore in the neighborhood reflects that mixed composition. (Jim Wilson/The New York Times); Kaama Moseley braiding the hair of her daughter, Toya Albert, at their new home in Atlanta. Ms. Moseley said, "I couldn't make it anymore in California." (Alan S. Weiner for The New York Times) (pg. 16)</w:t>
-        <w:br/>
-        <w:t xml:space="preserve"> </w:t>
-        <w:br/>
-        <w:t>Graph: "A CLOSER LOOK: Demographics of Blacks Leaving Los Angeles County" shows statistical breakdowns related to age, economic status, education, and sex. All numbers are based on the rate per 100 people in 1990 and cover the period from 1985 to 1990. (Source: University of Michigan) (pg. 16)</w:t>
-        <w:br/>
-        <w:t xml:space="preserve"> </w:t>
-        <w:br/>
-        <w:t>Chart: "Moving Out"</w:t>
-        <w:br/>
-        <w:t xml:space="preserve"> As Asian and Hispanic people moved into Los Angeles County, newrly 6 out of every 100 blacks moved out. Graph shows migration figures for Whites, Blacks, Asians, and Hispanics, based on 1990 population data. Figures cover the period from 1985 to 1990. (Source: University of Michigan) (pg. 1)</w:t>
+        <w:t>"People think they are overtaxed and so they are looking at every way possible to avoid paying taxes," said a banking lobbyist in Bonn who insisted on anonymity. "We assume that if people deposit their money in Luxembourg, they will pay taxes. If they don't, that is a political problem for the Government, not the banks. We are not policemen."</w:t>
       </w:r>
     </w:p>
     <w:sectPr>

--- a/example_articles/countries/Germany/2.countries_Germany_New_York_Times.docx
+++ b/example_articles/countries/Germany/2.countries_Germany_New_York_Times.docx
@@ -7,7 +7,7 @@
         <w:pStyle w:val="Heading1"/>
       </w:pPr>
       <w:r>
-        <w:t>Germans in Tax Revolt Embrace Luxembourg</w:t>
+        <w:t>A CONFESSOR AT THE FUNERAL</w:t>
       </w:r>
     </w:p>
     <w:p>
@@ -17,17 +17,17 @@
     </w:p>
     <w:p>
       <w:r>
-        <w:t>Date: 1994-11-25</w:t>
+        <w:t>Date: 1989-05-07</w:t>
       </w:r>
     </w:p>
     <w:p>
       <w:r>
-        <w:t>Section: Section D; ; Section D;  Page 7;  Column 1;  Financial Desk ; Column 1;</w:t>
+        <w:t>Section: Section 7; Page 33, Column 1; Book Review Desk; Review</w:t>
       </w:r>
     </w:p>
     <w:p>
       <w:r>
-        <w:t>Source file: NYT/45.DOCX</w:t>
+        <w:t>Source file: NYT/43.DOCX</w:t>
       </w:r>
     </w:p>
     <w:p>
@@ -49,53 +49,27 @@
     </w:p>
     <w:p>
       <w:r>
-        <w:t>This tiny country nestled between France, Germany and Belgium may be best known for its castles, vineyards, rolling hills and stone-etched capital perched above a meandering river. But to the German Government, the Grand Duchy of Luxembourg has become a royal thorn in the side.</w:t>
+        <w:t>THE DISTANT LOVER</w:t>
         <w:br/>
-        <w:t>Since 1993, when the Finance Ministry in Bonn imposed a 30 percent withholding tax on interest income for residents, Germans by the thousands have used Luxembourg to carry out a quiet but powerful tax revolt.</w:t>
+        <w:t>By Christoph Hein.</w:t>
         <w:br/>
-        <w:t>Carrying suitcases and plastic bags of cash, they have deposited $150 billion in Luxembourg bank accounts, placing it beyond the reach of the tax authorities in Bonn, and behind the screen of Luxembourg's rigid bank secrecy laws. During the last two years, German Government officials estimate that they have lost $15 billion in tax revenues.</w:t>
+        <w:t>Translated by Krishna Winston.</w:t>
         <w:br/>
-        <w:t>So much money has flooded into this country of 390,000 that Luxembourg is now the world's seventh-largest banking center, in terms of assets under management, and the fourth-largest center for mutual funds. Switzerland remains the largest private banking center, because of its long history of enforcing bank secrecy laws that make investments almost impossible to trace.</w:t>
+        <w:t>179 pp. New York: Pantheon Books. $16.95.</w:t>
         <w:br/>
-        <w:t>"Historically, many Germans obviously did not report their interest income to the tax office, and for a long time nobody in the Government really cared for that matter," said Klaus Tjaden, managing director of Commerzbank's offices here. After the German high court supported the fair taxation of interest income, he said, the German Government introduced a withholding tax that many Germans felt was not applicable abroad.</w:t>
+        <w:t>There is an unacknowledged but recognizable subgenre in European fiction, a category of novels influenced by writers like Alain Robbe-Grillet and Julio Cortazar as well as by cinematic techniques. Works in this subgenre are usually brief, stylistically terse; their settings, while scant on detail and specificity of place, are atmospheric, faintly menacing and inhospitable. The mood is leached of ordinary emotions, and distance, with the corresponding detachment it brings, is emphasized as the highest mode of literary intelligence, if not a substitute for it altogether.</w:t>
         <w:br/>
-        <w:t>For nearly two years, Germany's Finance Minister, Theo Waigel, has urged Luxembourg to plug this tax loophole, suggesting that the duchy impose a tax on nonresidents' interest payments as a way of encouraging Germans to move their money back home.</w:t>
+        <w:t>Christoph Hein, the acclaimed winner of the Heinrich Mann Prize in East Germany, enters this territory with the publication of ''The Distant Lover,'' the first-person narrative of a professional woman nearing 40. Claudia (no surname, but this is the kind of novel in which we expect the central characters to be identified by initials only, making the first names seem an act of authorial confidence and generosity) is a physician, more competent than compassionate, on the staff of an East Berlin hospital and the dutiful but indifferent daughter of working-class parents in another city. Divorced from a colleague whose romantic attachment to her own sister is accepted with unusual placidity, and a courteous recipient of other people's confidences and untidy concerns, Claudia is equipped with a camera which she employs to photograph empty landscapes - suggesting a rather facile metaphor for the distance and formality she has imposed on her own existence.</w:t>
         <w:br/>
-        <w:t>Mr. Waigel has proposed to the Council of European Finance Ministers in Brussels that European member governments should require banks to tell government tax offices about interest payments to individuals -- much as banks do in the United States -- and give European tax collectors the authority to share information.</w:t>
+        <w:t>She fills her hours away from work taking pictures of the countryside, rocks, forest clearings, hillocks and natural spaces uncluttered by human personality or activity. Much of the novel recounts her involvement with an architect, himself recently separated, whom she meets in the elevator of her high-rise apartment building, and with whom she enters into a love affair without intimacy or connection. As a couple, Claudia and Henry apparently enjoy only a civil companionship, which expands to include him in her photo-taking excursions and in the single bed she's chosen for the rest of her life. Claudia's only passion, under this serene surface, may be solitude.</w:t>
         <w:br/>
-        <w:t>It is a proposal that bankers here feel will not get very far, because Britain opposes it and most European countries have a tradition of keeping the identity of their bank clients secret, especially from other governments.</w:t>
+        <w:t>But the ''distant lover'' of this small, glacial novel has receded even further from its narrator's aloof gaze, and ours, than the title, or the circumstances of the affair, suggest: Henry, the architect, is dead before the novel's start, and the narrator remembering him at his funeral is only half-alive herself. Although her account opens with the recital of a dream in which she is frozen with terror, standing with an unnamed man on the beam of a broken bridge slung over an abyss, it closes with the brittle assurance that Claudia sleeps well and has no nightmares. In fact, Claudia has maintained her balance on this high perch above the void by remaining motionless, and Mr. Hein proposes to tell us how and why she got up there, and how it feels to feel so little in that remote and chilly place. The short, matter-of-fact sentences, neatly caught in Krishna Winston's fine translation, are adequate to the bleakness of this task: a fictional lens focused on contemporary nullity.</w:t>
         <w:br/>
-        <w:t>Mr. Waigel has proposed that banks and other custody institutions throughout the European Union withhold 30 percent on all interest payments. Families with interest income of less than $8,000 a year are exempt from withholding taxes. But because Germans are big savers and many earn above the minimum, and because many feared Bonn would lower the $8,000 level, wealthy, middle-class and working-class depositors have moved their money out.</w:t>
+        <w:t>Claudia is a flourishing professional woman ''liberated'' from family, friends, children and romantic love, seemingly quits with everything. Her story, however, is constructed like one of those classic recits whose teller is eventually revealed to be a murderer, and whose tale turns out to be the confession of a motiveless crime - the affectless and prosaic language appearing as both its cause and its consequence. If Claudia is the confessor, the victim here, contrary to expectation, is not Henry. There is someone else in Claudia's past, whom she injured at such numbing expense to herself that his death evokes neither rage at the urban violence that caused it nor sorrow for her own loss.</w:t>
         <w:br/>
-        <w:t>Luxembourg had the tailor-made investment vehicle for them, in mark-denominated money-market mutual funds. That meant most of the funds returned immediately to the German economy without affecting the monetary policy of the Bundesbank or driving up interest rates.</w:t>
+        <w:t>Wallace Stevens once remarked that ''most modern reproducers of life, even including the camera, really repudiate it. We gulp down evil, choke at good.'' Life, in this novel, is indeed repudiated by various technologies, social, medical and esthetic, and there is, in fact, a small and muffled crime lying at the center of Claudia's contentment. Her well-being, like that of certain of her Western counterparts, depends on a self-congratulatory emotional and physical ''fitness,'' together with success at acquiring, even in the stringent economy of Eastern Europe, as many material gratifications as possible.</w:t>
         <w:br/>
-        <w:t>The German tax revolt shows how overtaxed some Germans feel and how they are looking for new ways to avoid paying more. Families with incomes of $100,000 now pay more than 50 percent in taxes.</w:t>
-        <w:br/>
-        <w:t>In the five years since the reunification of East and West Germany, West Germans have paid more than $400 billion in extra taxes to rebuild the eastern part of the country and provide a social safety net for their less affluent eastern brethren. In 1995 the tax burden will rise another 7.5 percent to continue paying for reunification, which some economists estimate will cost Germans close to $800 billion by 2000.</w:t>
-        <w:br/>
-        <w:t>Lately, public patience has seemed to wear thin and economists have warned that such high rates of tax pose a drag on the country's efficiency and innovation.</w:t>
-        <w:br/>
-        <w:t>But the tensions with Luxembourg go beyond taxes. They underline what many here see as the arrogance of Germany toward its smaller neighbors on economic matters. Bankers in both countries say Mr. Waigel's proposals to withhold money and report it to local government officials is flawed.</w:t>
-        <w:br/>
-        <w:t>"For a decade, our position was not to enter any debate on taxes," said Jean-Claude Juncker, Luxembourg's Minister of Finance, Budget and Labor. "But I made the decision to enter this debate because we have a strong argument."</w:t>
-        <w:br/>
-        <w:t>If Luxembourg capitulates, Mr. Juncker said, and even if all European Union countries adopt similar laws requiring banks to report to local tax authorities the interest paid to clients, Germans would move their money to other countries like Switzerland and Monaco that do not belong to the European Union, or to territories exempt from its rules, like the Channel Islands of Britain or Gibraltar.</w:t>
-        <w:br/>
-        <w:t>"The money would leave within weeks," Mr. Juncker said. "You would have to get European-wide cooperation, which is next to impossible."</w:t>
-        <w:br/>
-        <w:t>But Germany is making clear to its own banks, many of which have subsidiaries here and admit to having received deposits from German nationals, that it will go to extreme measures to stop tax evasion.</w:t>
-        <w:br/>
-        <w:t>In December 1993 German tax authorities raided the Dusseldorf offices of the Dresdner Bank, Germany's second-largest financial institution, taking away boxes of files and accusing Dresdner of setting up a scheme to help Germans evade taxes. The raid sent shock waves through the German banking community.</w:t>
-        <w:br/>
-        <w:t>Luxembourg bankers say the German Government is spreading the word that it has the names of many German depositors in Dresdner's Luxembourg office and will be calling on them for payment.</w:t>
-        <w:br/>
-        <w:t>"German bankers say they are now losing customers because they fear their names might be somewhere on the books in the bank's offices in Germany," said Lucien Thiel, general manager of the Luxembourg Bankers Association. "People are now going more and more to Luxembourg banks where they are sure they are beyond the reach of German authorities."</w:t>
-        <w:br/>
-        <w:t>Mr. Tjaden of Commerzbank acknowledged that Germans occasionally used non-German banks, preferably those of Luxembourg origin. But, he said, "Germans want to talk to German bankers here," adding, "They prefer them because they know their attitudes, their products and their language."</w:t>
-        <w:br/>
-        <w:t>Bankers in Luxembourg and Germany bristle at the thought of acting as the enforcement agent for Bonn's tax collectors, even though they acknowledge that most German deposits are in Luxembourg for tax reasons.</w:t>
-        <w:br/>
-        <w:t>"People think they are overtaxed and so they are looking at every way possible to avoid paying taxes," said a banking lobbyist in Bonn who insisted on anonymity. "We assume that if people deposit their money in Luxembourg, they will pay taxes. If they don't, that is a political problem for the Government, not the banks. We are not policemen."</w:t>
+        <w:t>Turning away, on the one hand, from the explicitly political novels of some of his Eastern European contemporaries, and the fictional rites of fantasy and magic that have occupied so many of them on the other, Mr. Hein, in his first novel to be translated into English, will afford some readers a small sharp stab of familiarity and connection, like that felt by a transatlantic traveler picking up the newspaper and finding in the international weather reports that all the instruments agree: in both East Berlin and New York the temperatures were identical and the barometric reading constant on a given winter day.</w:t>
       </w:r>
     </w:p>
     <w:sectPr>

--- a/example_articles/countries/Germany/2.countries_Germany_New_York_Times.docx
+++ b/example_articles/countries/Germany/2.countries_Germany_New_York_Times.docx
@@ -7,7 +7,7 @@
         <w:pStyle w:val="Heading1"/>
       </w:pPr>
       <w:r>
-        <w:t>A CONFESSOR AT THE FUNERAL</w:t>
+        <w:t>Unter den Linden - Correction Appended</w:t>
       </w:r>
     </w:p>
     <w:p>
@@ -17,17 +17,17 @@
     </w:p>
     <w:p>
       <w:r>
-        <w:t>Date: 1989-05-07</w:t>
+        <w:t>Date: 1998-05-10</w:t>
       </w:r>
     </w:p>
     <w:p>
       <w:r>
-        <w:t>Section: Section 7; Page 33, Column 1; Book Review Desk; Review</w:t>
+        <w:t>Section: Section 7; ; Section 7; Page 32; Column 2; Book Review Desk ; Column 2; ; Review</w:t>
       </w:r>
     </w:p>
     <w:p>
       <w:r>
-        <w:t>Source file: NYT/43.DOCX</w:t>
+        <w:t>Source file: NYT/53.DOCX</w:t>
       </w:r>
     </w:p>
     <w:p>
@@ -49,27 +49,79 @@
     </w:p>
     <w:p>
       <w:r>
-        <w:t>THE DISTANT LOVER</w:t>
+        <w:t>FAUST'S METROPOLIS</w:t>
         <w:br/>
-        <w:t>By Christoph Hein.</w:t>
+        <w:t xml:space="preserve"> A History of Berlin.</w:t>
         <w:br/>
-        <w:t>Translated by Krishna Winston.</w:t>
+        <w:t xml:space="preserve"> By Alexandra Richie.</w:t>
         <w:br/>
-        <w:t>179 pp. New York: Pantheon Books. $16.95.</w:t>
+        <w:t xml:space="preserve"> Illustrated. 1,139 pp. New York:</w:t>
         <w:br/>
-        <w:t>There is an unacknowledged but recognizable subgenre in European fiction, a category of novels influenced by writers like Alain Robbe-Grillet and Julio Cortazar as well as by cinematic techniques. Works in this subgenre are usually brief, stylistically terse; their settings, while scant on detail and specificity of place, are atmospheric, faintly menacing and inhospitable. The mood is leached of ordinary emotions, and distance, with the corresponding detachment it brings, is emphasized as the highest mode of literary intelligence, if not a substitute for it altogether.</w:t>
+        <w:t xml:space="preserve"> Carroll &amp; Graf Publishers. $37.95.</w:t>
         <w:br/>
-        <w:t>Christoph Hein, the acclaimed winner of the Heinrich Mann Prize in East Germany, enters this territory with the publication of ''The Distant Lover,'' the first-person narrative of a professional woman nearing 40. Claudia (no surname, but this is the kind of novel in which we expect the central characters to be identified by initials only, making the first names seem an act of authorial confidence and generosity) is a physician, more competent than compassionate, on the staff of an East Berlin hospital and the dutiful but indifferent daughter of working-class parents in another city. Divorced from a colleague whose romantic attachment to her own sister is accepted with unusual placidity, and a courteous recipient of other people's confidences and untidy concerns, Claudia is equipped with a camera which she employs to photograph empty landscapes - suggesting a rather facile metaphor for the distance and formality she has imposed on her own existence.</w:t>
+        <w:t xml:space="preserve"> </w:t>
         <w:br/>
-        <w:t>She fills her hours away from work taking pictures of the countryside, rocks, forest clearings, hillocks and natural spaces uncluttered by human personality or activity. Much of the novel recounts her involvement with an architect, himself recently separated, whom she meets in the elevator of her high-rise apartment building, and with whom she enters into a love affair without intimacy or connection. As a couple, Claudia and Henry apparently enjoy only a civil companionship, which expands to include him in her photo-taking excursions and in the single bed she's chosen for the rest of her life. Claudia's only passion, under this serene surface, may be solitude.</w:t>
+        <w:t xml:space="preserve"> BERLIN AND ITS CULTURE</w:t>
         <w:br/>
-        <w:t>But the ''distant lover'' of this small, glacial novel has receded even further from its narrator's aloof gaze, and ours, than the title, or the circumstances of the affair, suggest: Henry, the architect, is dead before the novel's start, and the narrator remembering him at his funeral is only half-alive herself. Although her account opens with the recital of a dream in which she is frozen with terror, standing with an unnamed man on the beam of a broken bridge slung over an abyss, it closes with the brittle assurance that Claudia sleeps well and has no nightmares. In fact, Claudia has maintained her balance on this high perch above the void by remaining motionless, and Mr. Hein proposes to tell us how and why she got up there, and how it feels to feel so little in that remote and chilly place. The short, matter-of-fact sentences, neatly caught in Krishna Winston's fine translation, are adequate to the bleakness of this task: a fictional lens focused on contemporary nullity.</w:t>
+        <w:t xml:space="preserve"> A Historical Portrait.</w:t>
         <w:br/>
-        <w:t>Claudia is a flourishing professional woman ''liberated'' from family, friends, children and romantic love, seemingly quits with everything. Her story, however, is constructed like one of those classic recits whose teller is eventually revealed to be a murderer, and whose tale turns out to be the confession of a motiveless crime - the affectless and prosaic language appearing as both its cause and its consequence. If Claudia is the confessor, the victim here, contrary to expectation, is not Henry. There is someone else in Claudia's past, whom she injured at such numbing expense to herself that his death evokes neither rage at the urban violence that caused it nor sorrow for her own loss.</w:t>
+        <w:t xml:space="preserve"> By Ronald Taylor.</w:t>
         <w:br/>
-        <w:t>Wallace Stevens once remarked that ''most modern reproducers of life, even including the camera, really repudiate it. We gulp down evil, choke at good.'' Life, in this novel, is indeed repudiated by various technologies, social, medical and esthetic, and there is, in fact, a small and muffled crime lying at the center of Claudia's contentment. Her well-being, like that of certain of her Western counterparts, depends on a self-congratulatory emotional and physical ''fitness,'' together with success at acquiring, even in the stringent economy of Eastern Europe, as many material gratifications as possible.</w:t>
+        <w:t xml:space="preserve"> Illustrated. 416 pp. New Haven:</w:t>
         <w:br/>
-        <w:t>Turning away, on the one hand, from the explicitly political novels of some of his Eastern European contemporaries, and the fictional rites of fantasy and magic that have occupied so many of them on the other, Mr. Hein, in his first novel to be translated into English, will afford some readers a small sharp stab of familiarity and connection, like that felt by a transatlantic traveler picking up the newspaper and finding in the international weather reports that all the instruments agree: in both East Berlin and New York the temperatures were identical and the barometric reading constant on a given winter day.</w:t>
+        <w:t xml:space="preserve"> Yale University Press. $45.</w:t>
+        <w:br/>
+        <w:t>For dramatic effect, a city's history is sometimes called a biography, but cities are living organisms only by courtesy. The individuals, social and professional groups and institutions that make them up are not easily treated as one. Generalizations may reveal truths beyond the specific fact, but in the process the fact itself may become blurred. Some writers try to neutralize the drawbacks of generalizing by personifying the city around a central trait: New York is brash, Paris is romantic, Berlin is -- or was -- militaristic. Like national character, however, the personality of a city is a doubtful explanatory device. If the trait has any substance, it needs to be explained.</w:t>
+        <w:br/>
+        <w:t>Cities not only are amorphous, they may also experience extreme discontinuities in their history. Much of Berlin was destroyed in World War II, after which it was divided for decades. At times during these years it seemed that whatever unity the place possessed consisted of little more than its name.</w:t>
+        <w:br/>
+        <w:t>Still, in one form or another Berlin has existed at least since the 13th century -- a further challenge to its interpreters. Not everyone can feel the same interest in such diverse topics as medieval trade policies and the municipal budget for the arts in the 1920's or 80's.</w:t>
+        <w:br/>
+        <w:t>To mention one last problem: The question of what and what not to include, common to all historical writing, may be particularly troublesome in accounts of cities that are capitals of their countries. Because events elsewhere constantly affect this aspect of the city, historians may be tempted to make excursions into national history rather than remain focused on the subject.</w:t>
+        <w:br/>
+        <w:t>In "Faust's Metropolis" Alexandra Richie surmounts some of these obstacles and stumbles over others. She has written a very long, pear-shaped book. About 165 pages of text and notes deal with the first 600 years of Berlin. Slightly more than 200 pages cover the next 70 years or so, and nearly 700 pages, almost two-thirds of the book, the years from the Weimar Republic to reunification. This allotment may reflect the interests of the author, who knows a great deal about Berlin's recent past. But it is more difficult to write a good concise account of hundreds of years than an expansive study of a much briefer period, and with a few exceptions -- for example, a fine discussion of the deplorable working-class housing built in Berlin from the 1850's on -- the first third of her book is not very good history.</w:t>
+        <w:br/>
+        <w:t>For one thing, it is out of balance. The horrors of the Thirty Years' War are treated at length and somewhat repetitively, but an event of great significance in Berlin's history, the acquisition by the Hohenzollern dynasty of the Duchy of Prussia at the beginning of the war, goes unmentioned. Several paragraphs are devoted to a confusing discussion of the Prussian or German Army -- it is not made clear which -- under Emperor William II, but nothing is said about the Berlin garrison at the time, its strength, its impact on the population and the economy, its political functions, its links with the police. The interpretations of some of the Hohenzollern rulers border on caricature. Generalizations and stereotypes abound.</w:t>
+        <w:br/>
+        <w:t>An example is the book's treatment of Berlin under the empire. It is shaped by two ideas: The Hohenzollern system was authoritarian, militaristic and class-ridden; and the Berlin middle classes were raw upstarts, boastful, arrogant to outsiders and subservient to authority. These traits were certainly present and probably grew stronger in the years before 1914. But they coexisted with other, healthier forces, not only among the general public -- a large part of which, whether socialist, liberal or conservative, wanted neither war abroad nor ideological strife at home -- but also in the city administration, the press and the Prussian bureaucracy, which often, if not often enough, kept even the Kaiser in check. It was these elements that gave the city much of its energy, creativity and economic and cultural sophistication. It is no criticism of the city to say that this was often the work of newcomers, who were attracted by opportunities in Berlin, as elsewhere people sought careers in London or Paris, and very likely a systematic comparison with other capitals is needed to gain a balanced picture of Berlin's strengths and defects. Setting Berlin next to London would, for instance, show that although William II blustered against the modern stage while his nephew King Edward VII maintained a discreet silence, Berliners could see modern plays that the Lord Chamberlain kept from Londoners. That the aggressive nationalism and racism infecting parts of German society grew to terrible proportions during and after World War I, and ended by destroying much of Europe, does not eliminate the positive aspects of Berlin before 1914, which any account of the city's past should analyze and place in context.</w:t>
+        <w:br/>
+        <w:t>Factual errors are to be expected in a work of this size and sweep. But their number in the early chapters seems rather large. Especially in a book that levels much criticism at the privileges of the nobility under the empire, Gen. Erich von Ludendorff and Gen. Wilhelm von Groner should not be called nobles, nor was Ludendorff a field marshal. Ernst Arndt was not Brentano's co-editor of the collection of folk songs "Des Knaben Wunderhorn." Justus Moser was not a conservative critic of late-l9th-century Berlin; he died in 1794. Ernst Barlach and Max Klinger, both major figures in modern German art, did not serve "at the front" in World War I. Adolf von Menzel's painting "Traveling Through the Countryside" (1892) is not "one of the first pictures to depict rail travel," but his "Berlin-Potsdam Railway" (1847) is. And so forth. Historical writing is a dialogue between large themes and the details that constitute and illustrate them, and here the dialogue too often breaks down.</w:t>
+        <w:br/>
+        <w:t>With the end of World War I, the book takes a decided turn for the better. The author has a good sense of the social, political and cultural forces at work in Berlin in the 1920's and under Hitler, and her perspective deepens.</w:t>
+        <w:br/>
+        <w:t>She continues to take a critical view of her subject, not only of the Berliners' attitudes and politics, but also of the legends that have developed around these years. The cultural efflorescence of the 1920's was certainly remarkable; but, as she points out, much of it had its roots in the empire, and it affected only a small part of Berlin: "Even when avant-garde culture was at its height the majority of Berliners were ignorant of it, even frightened by it." Richie is equally critical of the ideological naivete of many of the artists and intellectuals of the time, and even more so of the Communists and their destructive politics. That in November 1932, in the last free elections held before the Nazis took power, only 30 percent of the Berlin electorate voted for Hitler she rightly considers less significant than the fact that with the Communist and right-wing nationalist vote, 70 percent of the voters supported enemies of the republic -- not a firm basis for opposition to the Nazis, either in 1933 or later, when the nature of the Third Reich should have been apparent to all.</w:t>
+        <w:br/>
+        <w:t>The Nazi years and their pathetic climax, the Battle of Berlin, are not so much analyzed as dramatically described. It seems excessive to condemn President Franklin D. Roosevelt's order to halt American forces on the Elbe as "criminally stupid." But the account of the Russian occupation and the beginning of the cold war is good, as are the chapters on the divided city. Here the author is at her best, perhaps because she has lived in both East and West Berlin, and her treatment of the politics and ways of life on the two sides of the wall is sharpened by personal experience. Characteristic are shrewd discussions of the physical and psychological isolation of West Berlin, for decades a pampered outpost of the Western alliance, and of the encompassing corruption in the East, which pushed millions of East Germans into yet another morass of lies, denunciations and persecution, and created one more difficult past for Berliners to overcome.</w:t>
+        <w:br/>
+        <w:t>In Richie's account of Berlin over the centuries, culture is one strand among many. For Ronald Taylor in "Berlin and Its Culture," the city's "cultural spirit" and activity since the Middle Ages form the principal theme. Taylor takes a rather narrow view of his subject. He largely ignores popular culture and even his view of high culture is somewhat restricted. He says almost nothing, for instance, about the historians of the University of Berlin in the 19th and early 20th century, whose writings strongly influenced German thought and art and were themselves works of high literary quality, companions to novels and drama on the bookshelves of the educated public. His book does include a brief discussion of the Berlin film industry; but it centers on the same few works -- from "The Cabinet of Dr. Caligari" to "Metropolis" and "The Blue Angel" -- that appear in every history of the period, while the far larger output of popular love stories and comedies, with their important social and political implications, goes unnoticed. Essentially "Berlin and Its Culture" is limited to the art, architecture, literature and music for upper-class patrons and a middle-class audience.</w:t>
+        <w:br/>
+        <w:t>The result is neither a comprehensive guide nor an analytic interpretation, but has features of both. Some subjects are treated at length; others, often of comparable importance, are summarized or barely mentioned. When the author allows himself space to discuss a particular artist or stylistic development he can be informative and interesting. The 100 pages on the culture of Berlin since 1945 are especially good. Short essays on major figures are scattered through the text; usually they present a brief general account and a more detailed discussion of one or two major achievements. This works well enough, especially with novelists and dramatists.</w:t>
+        <w:br/>
+        <w:t>But often Taylor proceeds differently. His approach then resembles that of a tour guide through the museum of the city's culture, who identifies an object, perhaps briefly characterizes it, and moves to the next. If nothing else, the reader is given an overview; but extreme brevity leads to ambiguity, and even inaccuracies. Much ground is covered with little more than lists of names, the curse of the textbook, and it is almost axiomatic that these lists contain mistakes.</w:t>
+        <w:br/>
+        <w:t>It is the strength of "Berlin and Its Culture" that it brings together many subjects that are usually discussed separately; its weakness that despite good sections it isn't more consistent and it remains a chronicle rather than a comprehensive interpretation. Certainly Taylor has not been able to identify the "cultural spirit" that he mentions at the beginning of his work.</w:t>
+        <w:br/>
+        <w:t>But most likely that spirit varied from one to the other of the city's many lives. The sparse, cool, ironic, critical sense that marked some of Berlin's greatest cultural achievements in the 19th century surely was replaced by very different traits before World War I, and by others again during the Third Reich, with only a trace of former styles touching a few receptive minds in later years. Today, as the city is in a slow transition to become the capital of Germany once again, a still different cultural spirit will emerge, together with new social and political attitudes. How Berliners deal with the city's fragmented past, especially how they come to terms with the behavior and experiences of the immediately preceding generations, will help shape these attitudes. Alexandra Richie's and Ronald Taylor's books, though they do not succeed in everything they set out to do, at least indicate, each in its own way, the riches, disasters and challenges that are part of Berlin's past.</w:t>
+        <w:br/>
+        <w:t>Correction</w:t>
+        <w:br/>
+        <w:br/>
+        <w:t>A review on April 26 about "Faust's Metropolis" and "Berlin and Its Culture," two books on the history of Berlin, misstated the relationship between King Edward VII of England and Emperor William II of Germany. Edward was William's uncle, not his nephew.</w:t>
+        <w:br/>
+        <w:t xml:space="preserve"> </w:t>
+        <w:br/>
+        <w:t xml:space="preserve"> </w:t>
+        <w:br/>
+        <w:br/>
+        <w:t>Correction-Date: May 10, 1998, Sunday</w:t>
+        <w:br/>
+        <w:br/>
+        <w:t>Graphic</w:t>
+        <w:br/>
+        <w:br/>
+        <w:t xml:space="preserve"> </w:t>
+        <w:br/>
+        <w:t>Photo: Troops of the defeated German Army return to face an uncertain future in Berlin, December 1918. (Bildarchiv Preussischer Kulturbesitz/from "Faust's Metropolis")</w:t>
       </w:r>
     </w:p>
     <w:sectPr>

--- a/example_articles/countries/Germany/2.countries_Germany_New_York_Times.docx
+++ b/example_articles/countries/Germany/2.countries_Germany_New_York_Times.docx
@@ -7,7 +7,7 @@
         <w:pStyle w:val="Heading1"/>
       </w:pPr>
       <w:r>
-        <w:t>Unter den Linden - Correction Appended</w:t>
+        <w:t>A CONFESSOR AT THE FUNERAL</w:t>
       </w:r>
     </w:p>
     <w:p>
@@ -17,22 +17,22 @@
     </w:p>
     <w:p>
       <w:r>
-        <w:t>Date: 1998-05-10</w:t>
+        <w:t>Date: 1989-05-07</w:t>
       </w:r>
     </w:p>
     <w:p>
       <w:r>
-        <w:t>Section: Section 7; ; Section 7; Page 32; Column 2; Book Review Desk ; Column 2; ; Review</w:t>
+        <w:t>Section: Section 7; Page 33, Column 1; Book Review Desk; Review</w:t>
       </w:r>
     </w:p>
     <w:p>
       <w:r>
-        <w:t>Source file: NYT/53.DOCX</w:t>
+        <w:t>Source file: NYT/43.DOCX</w:t>
       </w:r>
     </w:p>
     <w:p>
       <w:r>
-        <w:t>Raw locations result, 'locations': ['Germany']</w:t>
+        <w:t>Raw locations result, 'locations': ['East Germany']</w:t>
       </w:r>
     </w:p>
     <w:p>
@@ -49,79 +49,27 @@
     </w:p>
     <w:p>
       <w:r>
-        <w:t>FAUST'S METROPOLIS</w:t>
+        <w:t>THE DISTANT LOVER</w:t>
         <w:br/>
-        <w:t xml:space="preserve"> A History of Berlin.</w:t>
+        <w:t>By Christoph Hein.</w:t>
         <w:br/>
-        <w:t xml:space="preserve"> By Alexandra Richie.</w:t>
+        <w:t>Translated by Krishna Winston.</w:t>
         <w:br/>
-        <w:t xml:space="preserve"> Illustrated. 1,139 pp. New York:</w:t>
+        <w:t>179 pp. New York: Pantheon Books. $16.95.</w:t>
         <w:br/>
-        <w:t xml:space="preserve"> Carroll &amp; Graf Publishers. $37.95.</w:t>
+        <w:t>There is an unacknowledged but recognizable subgenre in European fiction, a category of novels influenced by writers like Alain Robbe-Grillet and Julio Cortazar as well as by cinematic techniques. Works in this subgenre are usually brief, stylistically terse; their settings, while scant on detail and specificity of place, are atmospheric, faintly menacing and inhospitable. The mood is leached of ordinary emotions, and distance, with the corresponding detachment it brings, is emphasized as the highest mode of literary intelligence, if not a substitute for it altogether.</w:t>
         <w:br/>
-        <w:t xml:space="preserve"> </w:t>
+        <w:t>Christoph Hein, the acclaimed winner of the Heinrich Mann Prize in East Germany, enters this territory with the publication of ''The Distant Lover,'' the first-person narrative of a professional woman nearing 40. Claudia (no surname, but this is the kind of novel in which we expect the central characters to be identified by initials only, making the first names seem an act of authorial confidence and generosity) is a physician, more competent than compassionate, on the staff of an East Berlin hospital and the dutiful but indifferent daughter of working-class parents in another city. Divorced from a colleague whose romantic attachment to her own sister is accepted with unusual placidity, and a courteous recipient of other people's confidences and untidy concerns, Claudia is equipped with a camera which she employs to photograph empty landscapes - suggesting a rather facile metaphor for the distance and formality she has imposed on her own existence.</w:t>
         <w:br/>
-        <w:t xml:space="preserve"> BERLIN AND ITS CULTURE</w:t>
+        <w:t>She fills her hours away from work taking pictures of the countryside, rocks, forest clearings, hillocks and natural spaces uncluttered by human personality or activity. Much of the novel recounts her involvement with an architect, himself recently separated, whom she meets in the elevator of her high-rise apartment building, and with whom she enters into a love affair without intimacy or connection. As a couple, Claudia and Henry apparently enjoy only a civil companionship, which expands to include him in her photo-taking excursions and in the single bed she's chosen for the rest of her life. Claudia's only passion, under this serene surface, may be solitude.</w:t>
         <w:br/>
-        <w:t xml:space="preserve"> A Historical Portrait.</w:t>
+        <w:t>But the ''distant lover'' of this small, glacial novel has receded even further from its narrator's aloof gaze, and ours, than the title, or the circumstances of the affair, suggest: Henry, the architect, is dead before the novel's start, and the narrator remembering him at his funeral is only half-alive herself. Although her account opens with the recital of a dream in which she is frozen with terror, standing with an unnamed man on the beam of a broken bridge slung over an abyss, it closes with the brittle assurance that Claudia sleeps well and has no nightmares. In fact, Claudia has maintained her balance on this high perch above the void by remaining motionless, and Mr. Hein proposes to tell us how and why she got up there, and how it feels to feel so little in that remote and chilly place. The short, matter-of-fact sentences, neatly caught in Krishna Winston's fine translation, are adequate to the bleakness of this task: a fictional lens focused on contemporary nullity.</w:t>
         <w:br/>
-        <w:t xml:space="preserve"> By Ronald Taylor.</w:t>
+        <w:t>Claudia is a flourishing professional woman ''liberated'' from family, friends, children and romantic love, seemingly quits with everything. Her story, however, is constructed like one of those classic recits whose teller is eventually revealed to be a murderer, and whose tale turns out to be the confession of a motiveless crime - the affectless and prosaic language appearing as both its cause and its consequence. If Claudia is the confessor, the victim here, contrary to expectation, is not Henry. There is someone else in Claudia's past, whom she injured at such numbing expense to herself that his death evokes neither rage at the urban violence that caused it nor sorrow for her own loss.</w:t>
         <w:br/>
-        <w:t xml:space="preserve"> Illustrated. 416 pp. New Haven:</w:t>
+        <w:t>Wallace Stevens once remarked that ''most modern reproducers of life, even including the camera, really repudiate it. We gulp down evil, choke at good.'' Life, in this novel, is indeed repudiated by various technologies, social, medical and esthetic, and there is, in fact, a small and muffled crime lying at the center of Claudia's contentment. Her well-being, like that of certain of her Western counterparts, depends on a self-congratulatory emotional and physical ''fitness,'' together with success at acquiring, even in the stringent economy of Eastern Europe, as many material gratifications as possible.</w:t>
         <w:br/>
-        <w:t xml:space="preserve"> Yale University Press. $45.</w:t>
-        <w:br/>
-        <w:t>For dramatic effect, a city's history is sometimes called a biography, but cities are living organisms only by courtesy. The individuals, social and professional groups and institutions that make them up are not easily treated as one. Generalizations may reveal truths beyond the specific fact, but in the process the fact itself may become blurred. Some writers try to neutralize the drawbacks of generalizing by personifying the city around a central trait: New York is brash, Paris is romantic, Berlin is -- or was -- militaristic. Like national character, however, the personality of a city is a doubtful explanatory device. If the trait has any substance, it needs to be explained.</w:t>
-        <w:br/>
-        <w:t>Cities not only are amorphous, they may also experience extreme discontinuities in their history. Much of Berlin was destroyed in World War II, after which it was divided for decades. At times during these years it seemed that whatever unity the place possessed consisted of little more than its name.</w:t>
-        <w:br/>
-        <w:t>Still, in one form or another Berlin has existed at least since the 13th century -- a further challenge to its interpreters. Not everyone can feel the same interest in such diverse topics as medieval trade policies and the municipal budget for the arts in the 1920's or 80's.</w:t>
-        <w:br/>
-        <w:t>To mention one last problem: The question of what and what not to include, common to all historical writing, may be particularly troublesome in accounts of cities that are capitals of their countries. Because events elsewhere constantly affect this aspect of the city, historians may be tempted to make excursions into national history rather than remain focused on the subject.</w:t>
-        <w:br/>
-        <w:t>In "Faust's Metropolis" Alexandra Richie surmounts some of these obstacles and stumbles over others. She has written a very long, pear-shaped book. About 165 pages of text and notes deal with the first 600 years of Berlin. Slightly more than 200 pages cover the next 70 years or so, and nearly 700 pages, almost two-thirds of the book, the years from the Weimar Republic to reunification. This allotment may reflect the interests of the author, who knows a great deal about Berlin's recent past. But it is more difficult to write a good concise account of hundreds of years than an expansive study of a much briefer period, and with a few exceptions -- for example, a fine discussion of the deplorable working-class housing built in Berlin from the 1850's on -- the first third of her book is not very good history.</w:t>
-        <w:br/>
-        <w:t>For one thing, it is out of balance. The horrors of the Thirty Years' War are treated at length and somewhat repetitively, but an event of great significance in Berlin's history, the acquisition by the Hohenzollern dynasty of the Duchy of Prussia at the beginning of the war, goes unmentioned. Several paragraphs are devoted to a confusing discussion of the Prussian or German Army -- it is not made clear which -- under Emperor William II, but nothing is said about the Berlin garrison at the time, its strength, its impact on the population and the economy, its political functions, its links with the police. The interpretations of some of the Hohenzollern rulers border on caricature. Generalizations and stereotypes abound.</w:t>
-        <w:br/>
-        <w:t>An example is the book's treatment of Berlin under the empire. It is shaped by two ideas: The Hohenzollern system was authoritarian, militaristic and class-ridden; and the Berlin middle classes were raw upstarts, boastful, arrogant to outsiders and subservient to authority. These traits were certainly present and probably grew stronger in the years before 1914. But they coexisted with other, healthier forces, not only among the general public -- a large part of which, whether socialist, liberal or conservative, wanted neither war abroad nor ideological strife at home -- but also in the city administration, the press and the Prussian bureaucracy, which often, if not often enough, kept even the Kaiser in check. It was these elements that gave the city much of its energy, creativity and economic and cultural sophistication. It is no criticism of the city to say that this was often the work of newcomers, who were attracted by opportunities in Berlin, as elsewhere people sought careers in London or Paris, and very likely a systematic comparison with other capitals is needed to gain a balanced picture of Berlin's strengths and defects. Setting Berlin next to London would, for instance, show that although William II blustered against the modern stage while his nephew King Edward VII maintained a discreet silence, Berliners could see modern plays that the Lord Chamberlain kept from Londoners. That the aggressive nationalism and racism infecting parts of German society grew to terrible proportions during and after World War I, and ended by destroying much of Europe, does not eliminate the positive aspects of Berlin before 1914, which any account of the city's past should analyze and place in context.</w:t>
-        <w:br/>
-        <w:t>Factual errors are to be expected in a work of this size and sweep. But their number in the early chapters seems rather large. Especially in a book that levels much criticism at the privileges of the nobility under the empire, Gen. Erich von Ludendorff and Gen. Wilhelm von Groner should not be called nobles, nor was Ludendorff a field marshal. Ernst Arndt was not Brentano's co-editor of the collection of folk songs "Des Knaben Wunderhorn." Justus Moser was not a conservative critic of late-l9th-century Berlin; he died in 1794. Ernst Barlach and Max Klinger, both major figures in modern German art, did not serve "at the front" in World War I. Adolf von Menzel's painting "Traveling Through the Countryside" (1892) is not "one of the first pictures to depict rail travel," but his "Berlin-Potsdam Railway" (1847) is. And so forth. Historical writing is a dialogue between large themes and the details that constitute and illustrate them, and here the dialogue too often breaks down.</w:t>
-        <w:br/>
-        <w:t>With the end of World War I, the book takes a decided turn for the better. The author has a good sense of the social, political and cultural forces at work in Berlin in the 1920's and under Hitler, and her perspective deepens.</w:t>
-        <w:br/>
-        <w:t>She continues to take a critical view of her subject, not only of the Berliners' attitudes and politics, but also of the legends that have developed around these years. The cultural efflorescence of the 1920's was certainly remarkable; but, as she points out, much of it had its roots in the empire, and it affected only a small part of Berlin: "Even when avant-garde culture was at its height the majority of Berliners were ignorant of it, even frightened by it." Richie is equally critical of the ideological naivete of many of the artists and intellectuals of the time, and even more so of the Communists and their destructive politics. That in November 1932, in the last free elections held before the Nazis took power, only 30 percent of the Berlin electorate voted for Hitler she rightly considers less significant than the fact that with the Communist and right-wing nationalist vote, 70 percent of the voters supported enemies of the republic -- not a firm basis for opposition to the Nazis, either in 1933 or later, when the nature of the Third Reich should have been apparent to all.</w:t>
-        <w:br/>
-        <w:t>The Nazi years and their pathetic climax, the Battle of Berlin, are not so much analyzed as dramatically described. It seems excessive to condemn President Franklin D. Roosevelt's order to halt American forces on the Elbe as "criminally stupid." But the account of the Russian occupation and the beginning of the cold war is good, as are the chapters on the divided city. Here the author is at her best, perhaps because she has lived in both East and West Berlin, and her treatment of the politics and ways of life on the two sides of the wall is sharpened by personal experience. Characteristic are shrewd discussions of the physical and psychological isolation of West Berlin, for decades a pampered outpost of the Western alliance, and of the encompassing corruption in the East, which pushed millions of East Germans into yet another morass of lies, denunciations and persecution, and created one more difficult past for Berliners to overcome.</w:t>
-        <w:br/>
-        <w:t>In Richie's account of Berlin over the centuries, culture is one strand among many. For Ronald Taylor in "Berlin and Its Culture," the city's "cultural spirit" and activity since the Middle Ages form the principal theme. Taylor takes a rather narrow view of his subject. He largely ignores popular culture and even his view of high culture is somewhat restricted. He says almost nothing, for instance, about the historians of the University of Berlin in the 19th and early 20th century, whose writings strongly influenced German thought and art and were themselves works of high literary quality, companions to novels and drama on the bookshelves of the educated public. His book does include a brief discussion of the Berlin film industry; but it centers on the same few works -- from "The Cabinet of Dr. Caligari" to "Metropolis" and "The Blue Angel" -- that appear in every history of the period, while the far larger output of popular love stories and comedies, with their important social and political implications, goes unnoticed. Essentially "Berlin and Its Culture" is limited to the art, architecture, literature and music for upper-class patrons and a middle-class audience.</w:t>
-        <w:br/>
-        <w:t>The result is neither a comprehensive guide nor an analytic interpretation, but has features of both. Some subjects are treated at length; others, often of comparable importance, are summarized or barely mentioned. When the author allows himself space to discuss a particular artist or stylistic development he can be informative and interesting. The 100 pages on the culture of Berlin since 1945 are especially good. Short essays on major figures are scattered through the text; usually they present a brief general account and a more detailed discussion of one or two major achievements. This works well enough, especially with novelists and dramatists.</w:t>
-        <w:br/>
-        <w:t>But often Taylor proceeds differently. His approach then resembles that of a tour guide through the museum of the city's culture, who identifies an object, perhaps briefly characterizes it, and moves to the next. If nothing else, the reader is given an overview; but extreme brevity leads to ambiguity, and even inaccuracies. Much ground is covered with little more than lists of names, the curse of the textbook, and it is almost axiomatic that these lists contain mistakes.</w:t>
-        <w:br/>
-        <w:t>It is the strength of "Berlin and Its Culture" that it brings together many subjects that are usually discussed separately; its weakness that despite good sections it isn't more consistent and it remains a chronicle rather than a comprehensive interpretation. Certainly Taylor has not been able to identify the "cultural spirit" that he mentions at the beginning of his work.</w:t>
-        <w:br/>
-        <w:t>But most likely that spirit varied from one to the other of the city's many lives. The sparse, cool, ironic, critical sense that marked some of Berlin's greatest cultural achievements in the 19th century surely was replaced by very different traits before World War I, and by others again during the Third Reich, with only a trace of former styles touching a few receptive minds in later years. Today, as the city is in a slow transition to become the capital of Germany once again, a still different cultural spirit will emerge, together with new social and political attitudes. How Berliners deal with the city's fragmented past, especially how they come to terms with the behavior and experiences of the immediately preceding generations, will help shape these attitudes. Alexandra Richie's and Ronald Taylor's books, though they do not succeed in everything they set out to do, at least indicate, each in its own way, the riches, disasters and challenges that are part of Berlin's past.</w:t>
-        <w:br/>
-        <w:t>Correction</w:t>
-        <w:br/>
-        <w:br/>
-        <w:t>A review on April 26 about "Faust's Metropolis" and "Berlin and Its Culture," two books on the history of Berlin, misstated the relationship between King Edward VII of England and Emperor William II of Germany. Edward was William's uncle, not his nephew.</w:t>
-        <w:br/>
-        <w:t xml:space="preserve"> </w:t>
-        <w:br/>
-        <w:t xml:space="preserve"> </w:t>
-        <w:br/>
-        <w:br/>
-        <w:t>Correction-Date: May 10, 1998, Sunday</w:t>
-        <w:br/>
-        <w:br/>
-        <w:t>Graphic</w:t>
-        <w:br/>
-        <w:br/>
-        <w:t xml:space="preserve"> </w:t>
-        <w:br/>
-        <w:t>Photo: Troops of the defeated German Army return to face an uncertain future in Berlin, December 1918. (Bildarchiv Preussischer Kulturbesitz/from "Faust's Metropolis")</w:t>
+        <w:t>Turning away, on the one hand, from the explicitly political novels of some of his Eastern European contemporaries, and the fictional rites of fantasy and magic that have occupied so many of them on the other, Mr. Hein, in his first novel to be translated into English, will afford some readers a small sharp stab of familiarity and connection, like that felt by a transatlantic traveler picking up the newspaper and finding in the international weather reports that all the instruments agree: in both East Berlin and New York the temperatures were identical and the barometric reading constant on a given winter day.</w:t>
       </w:r>
     </w:p>
     <w:sectPr>
